--- a/human/tasks/X-02/summary.docx
+++ b/human/tasks/X-02/summary.docx
@@ -166,7 +166,7 @@
     </w:p>
     <w:p>
       <w:r>
-        <w:t>E-05/U12-08冻结真实模型、方法、阈值及模型核查结果；X-03只读加载和逐决策部署，P-01保持编排权威。阶段三独立队列比较包含回退的部署策略，同一锁定资料的学习/OPE不是确认性优效。</w:t>
+        <w:t>E-05冻结真实模型、方法、阈值及模型核查结果；X-03只读加载和逐决策部署，P-01保持编排权威。阶段三独立队列比较包含回退的部署策略，同一锁定资料的学习/OPE不是确认性优效。</w:t>
       </w:r>
     </w:p>
     <w:p>

--- a/human/tasks/X-02/summary.docx
+++ b/human/tasks/X-02/summary.docx
@@ -143,7 +143,7 @@
     </w:p>
     <w:p>
       <w:r>
-        <w:t>共享业务模块仍为原权威入口，整个根目录收拢待全包逐次完成。规范化状态不代替研究或模型签收，无业务状态变化不重绘SVG。</w:t>
+        <w:t>共享业务模块以agent/modules为当前权威入口，根目录19/19项已迁入human/agent，当前读取和运行入口已验证，业务签收不变。规范化状态不代替研究或模型签收，无业务状态变化不重绘SVG。</w:t>
       </w:r>
     </w:p>
     <w:p>
@@ -202,7 +202,12 @@
     </w:p>
     <w:p>
       <w:r>
-        <w:t>累计39/71、剩余32，下一X-03。训练器、评价器、支持/ESS报告、真实资料、人员与策略冻结仍未交付，WAIT_DEP不变，整体双层迁移继续。</w:t>
+        <w:t>规范化71/71包、根目录迁移19/19项完成；每包Word由Agent源生成。</w:t>
+      </w:r>
+    </w:p>
+    <w:p>
+      <w:r>
+        <w:t>业务状态WAIT_DEP，原签收与未交付项不变；后续按注册表和实际依赖推进。</w:t>
       </w:r>
     </w:p>
     <w:p>
